--- a/Liquid+ Project/Sélection des startups/modèles de messages aux startups.docx
+++ b/Liquid+ Project/Sélection des startups/modèles de messages aux startups.docx
@@ -26,7 +26,19 @@
     </w:p>
     <w:p>
       <w:r>
-        <w:t>Au vue du potentiel apparent de votre startup, nous pensons que certains VC et business angels de notre réseau Liquid+ pourraient être interessés par investir dans votre société.</w:t>
+        <w:t>Au vue du potentiel apparent de votre startup, nous pensons que certains VC et business angels de notre réseau Liqui</w:t>
+      </w:r>
+      <w:r>
+        <w:t xml:space="preserve">d+ pourraient être interessés </w:t>
+      </w:r>
+      <w:r>
+        <w:rPr>
+          <w:b/>
+        </w:rPr>
+        <w:t>pour/par</w:t>
+      </w:r>
+      <w:r>
+        <w:t xml:space="preserve"> investir dans votre société.</w:t>
       </w:r>
     </w:p>
     <w:p/>
@@ -43,6 +55,11 @@
     <w:p/>
     <w:p>
       <w:r>
+        <w:t>Nous sommes joignables aux :</w:t>
+      </w:r>
+    </w:p>
+    <w:p>
+      <w:r>
         <w:t>06 48 17 63 23</w:t>
       </w:r>
     </w:p>
@@ -51,17 +68,6 @@
         <w:t>07 69 66 45 31</w:t>
       </w:r>
     </w:p>
-    <w:p>
-      <w:hyperlink r:id="rId4" w:history="1">
-        <w:r>
-          <w:rPr>
-            <w:rStyle w:val="Lienhypertexte"/>
-          </w:rPr>
-          <w:t>https://www.linkedin.com/company/liquidplus</w:t>
-        </w:r>
-      </w:hyperlink>
-    </w:p>
-    <w:p/>
     <w:p/>
     <w:p/>
     <w:p/>
@@ -246,6 +252,7 @@
   <w:style w:type="paragraph" w:default="1" w:styleId="Normal">
     <w:name w:val="Normal"/>
     <w:qFormat/>
+    <w:rsid w:val="00910F09"/>
   </w:style>
   <w:style w:type="character" w:default="1" w:styleId="Policepardfaut">
     <w:name w:val="Default Paragraph Font"/>

--- a/Liquid+ Project/Sélection des startups/modèles de messages aux startups.docx
+++ b/Liquid+ Project/Sélection des startups/modèles de messages aux startups.docx
@@ -32,13 +32,76 @@
         <w:t xml:space="preserve">d+ pourraient être interessés </w:t>
       </w:r>
       <w:r>
+        <w:t>pour</w:t>
+      </w:r>
+      <w:r>
+        <w:t xml:space="preserve"> investir dans votre société.</w:t>
+      </w:r>
+    </w:p>
+    <w:p/>
+    <w:p>
+      <w:r>
+        <w:t>Au plaisir de collaborer éventuellement ensemble,</w:t>
+      </w:r>
+    </w:p>
+    <w:p>
+      <w:r>
+        <w:t>L’équipe Liquid+.</w:t>
+      </w:r>
+    </w:p>
+    <w:p/>
+    <w:p>
+      <w:r>
+        <w:t>Nous sommes joignables aux :</w:t>
+      </w:r>
+    </w:p>
+    <w:p>
+      <w:r>
+        <w:t>06 48 17 63 23</w:t>
+      </w:r>
+    </w:p>
+    <w:p>
+      <w:r>
+        <w:t>07 69 66 45 31</w:t>
+      </w:r>
+    </w:p>
+    <w:p/>
+    <w:p/>
+    <w:p/>
+    <w:p/>
+    <w:p/>
+    <w:p/>
+    <w:p>
+      <w:r>
+        <w:t>Bonjour [noms des fondateurs],</w:t>
+      </w:r>
+    </w:p>
+    <w:p/>
+    <w:p>
+      <w:r>
+        <w:t>Nous avons récemment découvert X ; votre approche de Y dans un contexte de Z a retenu notre attention</w:t>
+      </w:r>
+    </w:p>
+    <w:p>
+      <w:r>
+        <w:t>Comptez-vous lever des fonds dans les semaines ou mois à venir ?</w:t>
+      </w:r>
+    </w:p>
+    <w:p>
+      <w:r>
+        <w:t xml:space="preserve">Au vue du potentiel apparent de votre startup, nous pensons que certains VC et business angels de notre réseau Liquid+ pourraient être interessés </w:t>
+      </w:r>
+      <w:r>
+        <w:t>pour</w:t>
+      </w:r>
+      <w:r>
         <w:rPr>
           <w:b/>
         </w:rPr>
-        <w:t>pour/par</w:t>
-      </w:r>
-      <w:r>
-        <w:t xml:space="preserve"> investir dans votre société.</w:t>
+        <w:t xml:space="preserve"> </w:t>
+      </w:r>
+      <w:r>
+        <w:t>investir dans votre société.</w:t>
       </w:r>
     </w:p>
     <w:p/>
@@ -49,6 +112,7 @@
     </w:p>
     <w:p>
       <w:r>
+        <w:lastRenderedPageBreak/>
         <w:t>L’équipe Liquid+.</w:t>
       </w:r>
     </w:p>
@@ -75,14 +139,7 @@
     <w:p/>
     <w:p/>
     <w:p/>
-    <w:p>
-      <w:r>
-        <w:t>Nous avons suivi votre levée de fonds/votre évolution et pensons que vous pouvez résoudre un problème maje</w:t>
-      </w:r>
-      <w:r>
-        <w:t>ur/répondre à un besoin majeur.</w:t>
-      </w:r>
-    </w:p>
+    <w:p/>
     <w:sectPr>
       <w:pgSz w:w="11906" w:h="16838"/>
       <w:pgMar w:top="1417" w:right="1417" w:bottom="1417" w:left="1417" w:header="708" w:footer="708" w:gutter="0"/>
